--- a/report/deploy_team/deploy_report_24-07-2026.docx
+++ b/report/deploy_team/deploy_report_24-07-2026.docx
@@ -29,7 +29,7 @@
         <w:t xml:space="preserve">Date of Deployment: </w:t>
       </w:r>
       <w:r>
-        <w:t>24-07-2026 at 15:27:55 (Bangkok, Thailand)</w:t>
+        <w:t>24-07-2026 at 17:05:39 (Bangkok, Thailand)</w:t>
         <w:br/>
       </w:r>
       <w:r>
@@ -84,7 +84,7 @@
     </w:p>
     <w:p>
       <w:r>
-        <w:t>- Pre-deploy CPU Load: 5.1% | RAM: 73.6% | Disk: 21.0%</w:t>
+        <w:t>- Pre-deploy CPU Load: 11.3% | RAM: 72.0% | Disk: 21.0%</w:t>
       </w:r>
     </w:p>
     <w:p>
@@ -115,7 +115,7 @@
     </w:p>
     <w:p>
       <w:r>
-        <w:t>- Post-deploy CPU Load: 5.1% | RAM: 73.6% | Disk: 21.0%</w:t>
+        <w:t>- Post-deploy CPU Load: 11.3% | RAM: 72.0% | Disk: 21.0%</w:t>
       </w:r>
     </w:p>
     <w:p>

--- a/report/deploy_team/deploy_report_24-07-2026.docx
+++ b/report/deploy_team/deploy_report_24-07-2026.docx
@@ -29,7 +29,7 @@
         <w:t xml:space="preserve">Date of Deployment: </w:t>
       </w:r>
       <w:r>
-        <w:t>24-07-2026 at 17:05:39 (Bangkok, Thailand)</w:t>
+        <w:t>24-07-2026 at 23:48:00 (Bangkok, Thailand)</w:t>
         <w:br/>
       </w:r>
       <w:r>
@@ -84,7 +84,7 @@
     </w:p>
     <w:p>
       <w:r>
-        <w:t>- Pre-deploy CPU Load: 11.3% | RAM: 72.0% | Disk: 21.0%</w:t>
+        <w:t>- Pre-deploy CPU Load: 8.1% | RAM: 80.9% | Disk: 21.0%</w:t>
       </w:r>
     </w:p>
     <w:p>
@@ -115,7 +115,7 @@
     </w:p>
     <w:p>
       <w:r>
-        <w:t>- Post-deploy CPU Load: 11.3% | RAM: 72.0% | Disk: 21.0%</w:t>
+        <w:t>- Post-deploy CPU Load: 8.1% | RAM: 80.9% | Disk: 21.0%</w:t>
       </w:r>
     </w:p>
     <w:p>

--- a/report/deploy_team/deploy_report_24-07-2026.docx
+++ b/report/deploy_team/deploy_report_24-07-2026.docx
@@ -29,7 +29,7 @@
         <w:t xml:space="preserve">Date of Deployment: </w:t>
       </w:r>
       <w:r>
-        <w:t>24-07-2026 at 23:48:00 (Bangkok, Thailand)</w:t>
+        <w:t>24-07-2026 at 23:52:02 (Bangkok, Thailand)</w:t>
         <w:br/>
       </w:r>
       <w:r>
@@ -84,7 +84,7 @@
     </w:p>
     <w:p>
       <w:r>
-        <w:t>- Pre-deploy CPU Load: 8.1% | RAM: 80.9% | Disk: 21.0%</w:t>
+        <w:t>- Pre-deploy CPU Load: 17.3% | RAM: 83.9% | Disk: 21.0%</w:t>
       </w:r>
     </w:p>
     <w:p>
@@ -115,7 +115,7 @@
     </w:p>
     <w:p>
       <w:r>
-        <w:t>- Post-deploy CPU Load: 8.1% | RAM: 80.9% | Disk: 21.0%</w:t>
+        <w:t>- Post-deploy CPU Load: 17.3% | RAM: 83.9% | Disk: 21.0%</w:t>
       </w:r>
     </w:p>
     <w:p>

--- a/report/deploy_team/deploy_report_24-07-2026.docx
+++ b/report/deploy_team/deploy_report_24-07-2026.docx
@@ -29,7 +29,7 @@
         <w:t xml:space="preserve">Date of Deployment: </w:t>
       </w:r>
       <w:r>
-        <w:t>24-07-2026 at 23:52:02 (Bangkok, Thailand)</w:t>
+        <w:t>24-07-2026 at 23:53:32 (Bangkok, Thailand)</w:t>
         <w:br/>
       </w:r>
       <w:r>
@@ -84,7 +84,7 @@
     </w:p>
     <w:p>
       <w:r>
-        <w:t>- Pre-deploy CPU Load: 17.3% | RAM: 83.9% | Disk: 21.0%</w:t>
+        <w:t>- Pre-deploy CPU Load: 22.7% | RAM: 86.5% | Disk: 21.0%</w:t>
       </w:r>
     </w:p>
     <w:p>
@@ -115,7 +115,7 @@
     </w:p>
     <w:p>
       <w:r>
-        <w:t>- Post-deploy CPU Load: 17.3% | RAM: 83.9% | Disk: 21.0%</w:t>
+        <w:t>- Post-deploy CPU Load: 22.7% | RAM: 86.5% | Disk: 21.0%</w:t>
       </w:r>
     </w:p>
     <w:p>

--- a/report/deploy_team/deploy_report_24-07-2026.docx
+++ b/report/deploy_team/deploy_report_24-07-2026.docx
@@ -29,7 +29,7 @@
         <w:t xml:space="preserve">Date of Deployment: </w:t>
       </w:r>
       <w:r>
-        <w:t>24-07-2026 at 23:53:32 (Bangkok, Thailand)</w:t>
+        <w:t>24-07-2026 at 23:59:03 (Bangkok, Thailand)</w:t>
         <w:br/>
       </w:r>
       <w:r>
@@ -84,7 +84,7 @@
     </w:p>
     <w:p>
       <w:r>
-        <w:t>- Pre-deploy CPU Load: 22.7% | RAM: 86.5% | Disk: 21.0%</w:t>
+        <w:t>- Pre-deploy CPU Load: 9.8% | RAM: 82.6% | Disk: 21.0%</w:t>
       </w:r>
     </w:p>
     <w:p>
@@ -115,7 +115,7 @@
     </w:p>
     <w:p>
       <w:r>
-        <w:t>- Post-deploy CPU Load: 22.7% | RAM: 86.5% | Disk: 21.0%</w:t>
+        <w:t>- Post-deploy CPU Load: 9.8% | RAM: 82.6% | Disk: 21.0%</w:t>
       </w:r>
     </w:p>
     <w:p>
